--- a/example_articles/countries/Greece/1.countries_Greece_New_York_Times.docx
+++ b/example_articles/countries/Greece/1.countries_Greece_New_York_Times.docx
@@ -27,17 +27,17 @@
     </w:p>
     <w:p>
       <w:r>
-        <w:t>Source File: NYT/14.DOCX</w:t>
+        <w:t>Source file: NYT/14.DOCX</w:t>
       </w:r>
     </w:p>
     <w:p>
       <w:r>
-        <w:t>Raw locations result: ['Greece']</w:t>
+        <w:t>Raw locations result, 'locations': ['Greece']</w:t>
       </w:r>
     </w:p>
     <w:p>
       <w:r>
-        <w:t>countries_stand_flat (Standardized): Greece</w:t>
+        <w:t>Standardized locations result, 'countries_stand_flat': Greece</w:t>
       </w:r>
     </w:p>
     <w:p>

--- a/example_articles/countries/Greece/1.countries_Greece_New_York_Times.docx
+++ b/example_articles/countries/Greece/1.countries_Greece_New_York_Times.docx
@@ -7,7 +7,7 @@
         <w:pStyle w:val="Heading1"/>
       </w:pPr>
       <w:r>
-        <w:t>Working-Class Parents Face Shortage of Day Care Centers, a Study Finds</w:t>
+        <w:t>Mozambique, Brexit, New Zealand: Your Thursday Briefing</w:t>
       </w:r>
     </w:p>
     <w:p>
@@ -17,17 +17,17 @@
     </w:p>
     <w:p>
       <w:r>
-        <w:t>Date: 1993-09-14</w:t>
+        <w:t>Date: 2019-03-21</w:t>
       </w:r>
     </w:p>
     <w:p>
       <w:r>
-        <w:t>Section: Section A;; Section A; Page 20; Column 1; National Desk; Column 1;</w:t>
+        <w:t>Section: BRIEFING</w:t>
       </w:r>
     </w:p>
     <w:p>
       <w:r>
-        <w:t>Source file: NYT/14.DOCX</w:t>
+        <w:t>Source file: NYT/23.DOCX</w:t>
       </w:r>
     </w:p>
     <w:p>
@@ -49,57 +49,113 @@
     </w:p>
     <w:p>
       <w:r>
-        <w:t>Working-class parents face some of the worst shortages of preschools in the country, according to a new study made public yesterday by the Harvard Graduate School of Education.</w:t>
+        <w:t>(Want to get this briefing by email? Here's the sign-up.)</w:t>
         <w:br/>
-        <w:t>The study also suggests that many working-class families are caught in a double bind. In many cases both parents have to work, but then earn too much money to get subsidies that poor parents receive to pay for preschool programs like Head Start.</w:t>
+        <w:t xml:space="preserve">Good morning. </w:t>
         <w:br/>
-        <w:t>The study, which tallies preschool availability and family income nationwide, found considerable disparities by region and wealth. The researchers say these inequities matter, contending, as many educators do, that some formal preschool experience helps prepare children better for elementary school.</w:t>
+        <w:t xml:space="preserve">African nations coped with a cyclone's deadly aftermath, the E.U. offered a Brexit delay with conditions, and New Zealand announced a gun ban six days after the mosque killings. Here's the latest: </w:t>
         <w:br/>
-        <w:t>"If you have to opt for lower quality care, your child may be further behind in first grade," said Bruce Fuller, a professor at the Harvard Graduate School of Education who helped write the study.</w:t>
+        <w:t>Devastating flooding in Mozambique hinders aid</w:t>
         <w:br/>
-        <w:t xml:space="preserve"> </w:t>
+        <w:t xml:space="preserve">Hundreds of thousands of people in Mozambique have been displaced by Cyclone Idai, which hit the country on Thursday before cutting through Malawi and Zimbabwe. </w:t>
         <w:br/>
-        <w:t>Demand Not Measured</w:t>
+        <w:t xml:space="preserve">Governments and humanitarian groups face a double cataclysm: the damage inflicted by the cyclone itself, which destroyed innumerable homes, and the severe flooding afterward, likened to a rising inland ocean. The countries ravaged are poor, and many of the flooded rural areas are hard to reach in the best of times. </w:t>
         <w:br/>
-        <w:t xml:space="preserve"> But some critics dispute that assumption. They also question whether the report's description of preschool shortages is accurate, noting that it does not measure how many parents would want to place their children in preschool even if the places were available.</w:t>
+        <w:t>On the ground: People were sifting through debris for survivors or clinging to trees, waiting for rescue. The U.N. warned that floodwaters threatened to partly submerge Buzi, Mozambique, a town of 200,000 that still was without electricity.</w:t>
         <w:br/>
-        <w:t>Four million children now attend one of 80,000 preschools nationwide, according to the study, entitled "The Unfair Search for Child Care."</w:t>
+        <w:t xml:space="preserve">Hundreds were squeezed into one of the government's shelters, with inadequate provisions. There was still no clear sense of how many people had died. </w:t>
         <w:br/>
-        <w:t>The researchers found the fewest preschools in working-class communities overall and particularly in working-class and poor counties in the South and rural Midwest. Poor urban families still face shortages, the report said, but they have more places available than poor rural families and working-class families in general. Families in wealthy counties in the Northeast had the biggest supply of preschools, primarily because the ability to pay for them increases their number.</w:t>
+        <w:t>Aid: Pledges of money and assistance have begun coming in from the U.N., the E.U. and individual nations.</w:t>
         <w:br/>
-        <w:t>Researchers also found that states that strictly regulate the quality of child care did not have fewer centers, a finding that they said rebutted arguments against regulating child care.</w:t>
+        <w:t>E.U. agrees to extend Brexit, with a catch</w:t>
         <w:br/>
-        <w:t>The study, which viewed 100 randomly selected counties in 36 states, examined the number of classes available for 3- to 5-year-olds in day care centers or preschools. The researchers use the terms interchangeably because they say that both kinds of programs usually provide education. The study did not include children cared for by relatives other than parents or those in family day care, an arrangement that usually involves several children cared for in a home.</w:t>
+        <w:t>After Prime Minister Theresa May of Britain asked the European Union to push Brexit back to June 30, top E.U. officials agreed to a short extension — but only if Parliament approves her withdrawal plan, which it has rejected twice by huge margins.</w:t>
         <w:br/>
-        <w:t xml:space="preserve"> </w:t>
+        <w:t xml:space="preserve">The clock is ticking, loudly, with a little more than a week until Britain's scheduled departure on March 29. </w:t>
         <w:br/>
-        <w:t>Issue of Preference</w:t>
+        <w:t>The E.U.'s move seemed calculated to pressure lawmakers at the last moment into supporting Mrs. May's painstakingly negotiated plan.</w:t>
         <w:br/>
-        <w:t xml:space="preserve"> But the report may overstate the demand for preschools, said Douglas J. Besharov, a resident scholar at the American Enterprise Institute, a research organization in Washington. That is because the researchers calculated demand by counting the number of children aged 3 to 5 in a county and comparing that to the number of places available. That methodology does not take into account how many parents of children that age want to place their children in preschools.</w:t>
+        <w:t>Takeaway: The E.U. is wary of a so-called no-deal Brexit, because that could shake members' economies as well as Britain's. But they also don't want the process to drag out so long that Britain remains in the E.U. Parliament, which has elections coming up.</w:t>
         <w:br/>
-        <w:t>"I think the report confuses shortage with both parental and community preferences," Mr. Besharov said. "The study measures distribution, not supply."</w:t>
+        <w:t xml:space="preserve">Looking ahead: If Mrs. May's Brexit plan is not approved on a third try, there would be two options: a no-deal Brexit that could endanger the country, or a longer delay that could lead to Brexit never happening at all. </w:t>
         <w:br/>
-        <w:t>Indeed, the study found that many of the counties with low numbers of preschools per capita had more traditional families, where mothers stay home and have more children. But the researchers also found few preschools in working-class communities like Cook County, Ill., which has many women in the work force and many manufacturing jobs.</w:t>
+        <w:t>Captain of doomed Ethiopian flight was not trained on Max 8</w:t>
         <w:br/>
-        <w:t>The researchers found no strong relationship, beyond family income, between the number of women who work and the supply of preschools.</w:t>
+        <w:t>Ethiopian Airlines was ahead of the curve. It was one of the first carriers worldwide to install a simulator to teach pilots to fly the new Boeing 737 Max 8. The simulator was up and running in January.</w:t>
         <w:br/>
-        <w:t>Professor Fuller said many parents might want preschools but cannot find them or cannot afford to pay for them, so they choose less expensive family day care. He also said that demand was high for preschools even in poor areas where parents get subsidies, citing a recent study by the Children's Defense Fund that showed long waiting lists for preschools in inner cities. Mr. Besharov said waiting lists were not an accurate measure of demand, either, because families may place themselves on several lists.</w:t>
+        <w:t xml:space="preserve">But the captain of the Max 8 that crashed this month in Ethiopia shortly after takeoff, killing all 157 people on board, never trained on the simulator, according to people close to the airline's operations. Another Max 8 crashed five months ago in Indonesia in a similar way. </w:t>
         <w:br/>
-        <w:t xml:space="preserve"> </w:t>
+        <w:t xml:space="preserve">Background: Even after the crash in Indonesia, Boeing had said that pilots experienced with older models of the 737 did not need additional simulator training, and the U.S. Federal Aviation Administration agreed. That thinking is set to come under official scrutiny. Also, many pilots were not originally informed of the existence of an automated system suspected of playing a role in both crashes. </w:t>
         <w:br/>
-        <w:t>Preparing Children</w:t>
+        <w:t xml:space="preserve">Top F.A.A. officials were not aware of the software system and special attention was not paid to it, according to people with knowledge of the safety certification process for the Max 8. The plane is now grounded worldwide as Boeing races to come up with a fix to the system, which can push the plane's nose down if it approaches a stall. </w:t>
         <w:br/>
-        <w:t xml:space="preserve"> Many families seem to believe, however, that preschools and day care centers offer better educational preparation than other kinds of care. Middle-class families, according to a National Center for Education Statistics study, overwhelmingly choose preschools or day care centers over family day care. And the idea that poor children needed the educational boost of preschool is the impetus behind the Head Start program.</w:t>
+        <w:t>Confusion, then prayer, in Lion Air cockpit</w:t>
         <w:br/>
-        <w:t>"If you talk to child development people, they tend to argue that quality is higher in preschool than family day care," Professor Fuller said.</w:t>
+        <w:t>As the nose of the doomed Lion Air Flight 610 repeatedly bucked downward, one of the pilots flipped through a technical manual to try to figure out what was happening. Then his co-pilot began to pray.</w:t>
         <w:br/>
-        <w:t>Some conservative critics contend that children under the age of five thrive when parents or relatives care for them. Others, like Mr. Besharov, say that the quality of child care centers and preschools varies so widely that no one can say definitively, and no study has yet proved, that child care centers are better than family day care.</w:t>
+        <w:t>Newly reviewed audio from the cockpit recorder on the 737 Max 8 flight in October paints a chilling scene, as the crash comes under intensified scrutiny following the one in Ethiopia this month. Both jets crashed minutes after takeoff and swung up and down before taking fatal nose-dives.</w:t>
         <w:br/>
-        <w:t>"I think the quality of the setting is more important than the type of setting," Professor Fuller said. "If you have a family day care mom who has a structured educational setting, the educational effect will be comparable to formal preschool, but those settings are more frequently found in formal preschool and less frequently found in family day care."</w:t>
+        <w:t>How we know: Nurcahyo Utomo, the head of the air accident subcommittee of the Indonesian National Transportation Safety Committee, listened to and described the contents of the cockpit voice recorder that was retrieved from the ocean floor in January.</w:t>
         <w:br/>
-        <w:t>Professor Fuller said the study made the case for expanding subsidies to working-class parents, either through child care block grants or the earned-income tax credit, as well as providing more preschools for poor families. He also said that shortages of child care could imperil President Clinton's effort to move many young mothers off welfare and toward jobs.</w:t>
+        <w:t>More on Boeing: The U.S. Defense Department's inspector general is investigating complaints that the acting defense secretary, Patrick M. Shanahan, promoted his former employer, Boeing, while disparaging its military contractor competitors.</w:t>
         <w:br/>
-        <w:t>But conservatives have opposed expanding subsidies, contending that such a solution penalizes parents who want to stay home with their children or place their children with relatives.</w:t>
+        <w:t>Here's what else is happening</w:t>
+        <w:br/>
+        <w:t>New Zealand: Prime Minister Jacinda Ardern announced a national ban on military-style semiautomatic weapons, as            burials began for the 50 people killed last week at two mosques in Christchurch. Ms. Ardern said that "every semiautomatic weapon used in the terror attack on Friday will be banned in this country." The largest opposition party supports the measures.</w:t>
+        <w:br/>
+        <w:t xml:space="preserve">War crimes: A U.N. court raised the sentence of Radovan Karadzic, the former Bosnian Serb leader, from 40 years to life in prison for his role in the Bosnian war, reaffirming his conviction on charges of genocide, war crimes and crimes against humanity. </w:t>
+        <w:br/>
+        <w:t xml:space="preserve">Google: European authorities fined the company about $1.7 billion for violating antitrust rules in the online advertising market. </w:t>
+        <w:br/>
+        <w:t xml:space="preserve">Hungary: The E.U.'s most powerful political coalition, the generally center-right European People's Party, suspended Fidesz, the party of Prime Minister Viktor Orban. </w:t>
+        <w:br/>
+        <w:t xml:space="preserve">Italy: A school bus driver took 51 seventh-graders hostage in northern Italy, pouring gasoline on the bus floor and setting it afire. Everyone was rescued. According to the military police, the driver, an Italian of Senegalese origin, said he wanted to "vindicate" migrants who have died trying to cross the Mediterranean. </w:t>
+        <w:br/>
+        <w:t>Greece: An investor boom fueled by incentives for foreigners to buy property is lifting Greece's housing market, but at a cost: Rising rents are forcing struggling families out of working-class neighborhoods as wrecking companies move in.</w:t>
+        <w:br/>
+        <w:t xml:space="preserve">Britain: During World War II, an elite unit of England's civilian defense efforts called the Women's Timber Corps, playfully known as "lumberjills," became a powerful force, as vividly seen in the Times archive. </w:t>
+        <w:br/>
+        <w:t xml:space="preserve">Russia: The state statistics service has stopped its monthly reports on the population's real income, or income adjusted for inflation, after years of declining numbers suggested a fall in Russians' standard of living. </w:t>
+        <w:br/>
+        <w:t>Federal Reserve: The U.S. central bank left interest rates unchanged and showed little appetite for raising them in the near future amid increasing concern about a slowing economy.</w:t>
+        <w:br/>
+        <w:t>Postpartum depression: U.S. drug regulators approved a new medication that effectively tackles depression during or after pregnancy.  It costs tens of thousands of dollars and will probably pave the way for other treatments.</w:t>
+        <w:br/>
+        <w:t xml:space="preserve">Germany: A painting looted by the Nazis was finally returned by a German cathedral to the heirs of its Jewish owners. </w:t>
+        <w:br/>
+        <w:t>Afghanistan: After the Islamic State bombed a wrestling club's gym in Kabul, killing more than two dozen athletes and wounding more than 90, wrestlers from around the world sent aid. The rebuilt gym is bigger, better and busier than ever.</w:t>
+        <w:br/>
+        <w:t xml:space="preserve">Smarter Living </w:t>
+        <w:br/>
+        <w:t>Tips for a more fulfilling life.</w:t>
+        <w:br/>
+        <w:t>Recipe of the day: If you make herbed rice with tahdig, expect the crisp crust to go quickly — it's the best part.</w:t>
+        <w:br/>
+        <w:t>So you didn't land that job. Turn the rejection into an advantage.</w:t>
+        <w:br/>
+        <w:t>Buying wine for your wedding day doesn't mean breaking the bank.</w:t>
+        <w:br/>
+        <w:t xml:space="preserve">Back Story </w:t>
+        <w:br/>
+        <w:t>After Ethiopian AirlinesFlight 302 crashed this month — the second fatal accident for a           Boeing 737 Max in less than six months — pretty much all planes of that type were grounded.</w:t>
+        <w:br/>
+        <w:t>But planes are designed to be in the air. Putting them out of service takes more than just finding somewhere to park and turning off the engines.</w:t>
+        <w:br/>
+        <w:t>"Basically you're going to pickle it," said Vandi Cooyar, the president ofLogistic Air, an aircraft leasing company. A grounded plane needs to have its systems powered up and its engines turned on regularly. Grounded fleets need to be protected from the elements.</w:t>
+        <w:br/>
+        <w:t>Such safeguards, Mr. Cooyar said, make it easier to bring planes back into service when allowed — though that, too, takes some finessing.</w:t>
+        <w:br/>
+        <w:t>Zach Wichter, who has been helping cover the Ethiopian Airlines crash, wrote today's Back Story.</w:t>
+        <w:br/>
+        <w:t>Your Morning Briefing is published weekday mornings.</w:t>
+        <w:br/>
+        <w:t>Check out this page to find a Morning Briefing for your region. (In addition to our European edition, we have Australian, Asian and U.S. editions.)</w:t>
+        <w:br/>
+        <w:t>Sign up here to receive an Evening Briefing on U.S. weeknights, and            here's our full range of free newsletters.</w:t>
+        <w:br/>
+        <w:t>What would you like to see here? Contact us at europebriefing@nytimes.com.</w:t>
+        <w:br/>
+        <w:t>PHOTO:  (PHOTOGRAPH BY Pool photo by FOR THE NEW YORK TIMES)</w:t>
       </w:r>
     </w:p>
     <w:sectPr>

--- a/example_articles/countries/Greece/1.countries_Greece_New_York_Times.docx
+++ b/example_articles/countries/Greece/1.countries_Greece_New_York_Times.docx
@@ -7,7 +7,9 @@
         <w:pStyle w:val="Heading1"/>
       </w:pPr>
       <w:r>
-        <w:t>Mozambique, Brexit, New Zealand: Your Thursday Briefing</w:t>
+        <w:t>WHAT'S DOING IN;</w:t>
+        <w:br/>
+        <w:t>Athens</w:t>
       </w:r>
     </w:p>
     <w:p>
@@ -17,17 +19,17 @@
     </w:p>
     <w:p>
       <w:r>
-        <w:t>Date: 2019-03-21</w:t>
+        <w:t>Date: 1993-06-20</w:t>
       </w:r>
     </w:p>
     <w:p>
       <w:r>
-        <w:t>Section: BRIEFING</w:t>
+        <w:t>Section: Section 5;; Section 5; Page 10; Column 1; Travel Desk; Column 1;</w:t>
       </w:r>
     </w:p>
     <w:p>
       <w:r>
-        <w:t>Source file: NYT/23.DOCX</w:t>
+        <w:t>Source file: NYT/41.DOCX</w:t>
       </w:r>
     </w:p>
     <w:p>
@@ -49,113 +51,89 @@
     </w:p>
     <w:p>
       <w:r>
-        <w:t>(Want to get this briefing by email? Here's the sign-up.)</w:t>
+        <w:t>Even Athenians have a love-hate relationship with their city. The same taxi driver who insists en route from the airport that there's no better place in the world is the first to curse the sprawling, smog-smothered city. While Athens can be a disappointment, a tangle of cement and wires, congested streets with few reminders of its illustrious past, the patient, open-minded traveler can discover its charms.</w:t>
         <w:br/>
-        <w:t xml:space="preserve">Good morning. </w:t>
+        <w:t>The secret is to search for the city's pockets of beauty, its moments of greatness and its idiosyncrasies. One way to do this is to stroll the neighborhoods, from the elegant suburb of Kifissia to working-class Piraeus. Athens is still the megalo horio, the big village. Sit at a ritzy cafe in the Kolonaki quarter: on your left is the hurdy-gurdy player who talks about the civil war as though it were yesterday; on your right, a patrician mother enjoying a frappe with her transvestite son in full gear. Pass a designer boutique in the suburb of Maroussi; a rooster crows from the whitewashed house next door. The nightclubs may resemble those in any other European capital, but after midnight, rock and roll, rap and hip hop give way to the wails of Greek love songs. The young abandon their studied cool to dance the flirtatious tsifteteli -- the girls on tabletops, the boys on bended knee, clapping to the beat.</w:t>
         <w:br/>
-        <w:t xml:space="preserve">African nations coped with a cyclone's deadly aftermath, the E.U. offered a Brexit delay with conditions, and New Zealand announced a gun ban six days after the mosque killings. Here's the latest: </w:t>
+        <w:t>At the first sign of summer, a frisson of anticipation ripples through the city, followed by a collective sigh of relief as the locals start planning their August exodus to escape the heat. (The temperature is generally in the high 90's during July and August.) People stay out until the early-morning hours, the cafes are packed and business comes to a virtual standstill. Athenians know there's no hurry; the city's troubles will keep.</w:t>
         <w:br/>
-        <w:t>Devastating flooding in Mozambique hinders aid</w:t>
+        <w:t xml:space="preserve"> </w:t>
         <w:br/>
-        <w:t xml:space="preserve">Hundreds of thousands of people in Mozambique have been displaced by Cyclone Idai, which hit the country on Thursday before cutting through Malawi and Zimbabwe. </w:t>
+        <w:t>Events</w:t>
         <w:br/>
-        <w:t xml:space="preserve">Governments and humanitarian groups face a double cataclysm: the damage inflicted by the cyclone itself, which destroyed innumerable homes, and the severe flooding afterward, likened to a rising inland ocean. The countries ravaged are poor, and many of the flooded rural areas are hard to reach in the best of times. </w:t>
+        <w:t xml:space="preserve"> Summer also brings the Athens Festival, with performances by international companies in the second-century B.C. Herod Atticus Theater.  Highlights this year include the English National Ballet, June 24 and 25, 27 and 28; a recital by the mezzo-soprano Marilyn Horne, June 26; the London Philharmonic Orchestra, June 29 and 30; the Moscow State Academy Symphony Orchestra with the cellist Mstislav Rostropovich, July 14 and 15, and the Paris Opera Ballet in "La Bayadere," choreographed by Rudolf Nureyev, July 21 to 23. Tickets can be bought at the Festival box office at 4 Stadiou, 322-1459; $14 to $48. (Prices are calculated at 214 drachmas to the United States dollar.)</w:t>
         <w:br/>
-        <w:t>On the ground: People were sifting through debris for survivors or clinging to trees, waiting for rescue. The U.N. warned that floodwaters threatened to partly submerge Buzi, Mozambique, a town of 200,000 that still was without electricity.</w:t>
+        <w:t>For those who love ancient drama, the Epidauros Festival held weekends outside Athens at the fourth-century B.C. theater with flawless acoustics is an unforgettable experience. It opens July 3 and 4 with Aristophanes' "Lysistrata" by the Greek company New Hellenic Stage and Chariot. The National Theater of Greece stages Euripides' "Medea"July 10 and 11 and Aristophanes' "Ecclesiazusae," in which women take control of Athens, July 17 and 18. The theater is a two-hour drive away; you can book transportation through Erkyna Travel, at 4 Spyromiliou Arcade (322-5139), for $14. Tickets can be purchased at the Festival box office next door, at 4 Stadiou (322-1459), or at the theater on arrival; $14.</w:t>
         <w:br/>
-        <w:t xml:space="preserve">Hundreds were squeezed into one of the government's shelters, with inadequate provisions. There was still no clear sense of how many people had died. </w:t>
+        <w:t xml:space="preserve"> </w:t>
         <w:br/>
-        <w:t>Aid: Pledges of money and assistance have begun coming in from the U.N., the E.U. and individual nations.</w:t>
+        <w:t>Sightseeing</w:t>
         <w:br/>
-        <w:t>E.U. agrees to extend Brexit, with a catch</w:t>
+        <w:t xml:space="preserve"> For those just passing through, the Acropolis is the city's saving grace, and for Greeks, at least, the symbol of Western civilization. Open 8 A.M. to 5 P.M. weekdays, 8:30 A.M. to 3 P.M. weekends. Admission $7, free Sundays and holidays. For information call 321-0219. Start early to avoid the heat and the crowds, leaving time for the Acropolis Museum, which houses objects removed from the site. Of special note are fragments of the Parthenon frieze, the sixth-century B.C. kores, statues of young women dedicated to Athena, the Erecthion's Caryatids and the graceful relief of Nike, goddess of victory, undoing her sandal. Open 11 A.M. to 5 P.M. Monday; 8:30 A.M. to 5 P.M. Tuesday through Friday; 8:30 A.M. to 3 P.M. weekends (admission included in Acropolis ticket). Hours are subject to change. Information: 323-6665.</w:t>
         <w:br/>
-        <w:t>After Prime Minister Theresa May of Britain asked the European Union to push Brexit back to June 30, top E.U. officials agreed to a short extension — but only if Parliament approves her withdrawal plan, which it has rejected twice by huge margins.</w:t>
+        <w:t>For a postcard view of the Acropolis and the city, pause on your descent at Areopagus, site of the ancient tribunal. It was on this rock that Orestes is said to have been judged for the murder of his mother, and where St. Paul later preached to the Athenians. Signs to the ancient Roman Agora take you to the fifth-century B.C. Hephaistion, the best-preserved temple in Greece. Dedicated to Hephaistos, the hapless god married to Aphrodite, it dominates the jumble of ruins that was once the hub of ancient Greece.</w:t>
         <w:br/>
-        <w:t xml:space="preserve">The clock is ticking, loudly, with a little more than a week until Britain's scheduled departure on March 29. </w:t>
+        <w:t>Nearby is the former Turkish quarter, Monastiraki, which has a lively flea market on Sunday mornings, where you'll find young Europeans wearing nose rings alongside Russian immigrants, and gypsies ready to bargain. Make your way along Pandrossou and Eolou streets toward Plaka, the old town, and its neo-classical homes for a hint of how Athens looked in the 19th century. One landmark, the Tower of the Winds, is a first-century B.C. water clock that has also been a chapel, a Muslim convent and home to whirling dervishes. The Lysicratous Monument (334 B.C.), awarded to a choregos, or sponsor of an ancient play, is one of only two to survive. As you exit Plaka via Lysicratous Street, you see the remaining columns of the colossal Temple of Olympian Zeus, the largest in Greece, completed under emperor Hadrian in A.D. 132. Vassilisis Olgas 1, 922-6330. Open 8:30 A.M. to 3 P.M. daily except Monday; admission $1.90, free Sundays and holidays.</w:t>
         <w:br/>
-        <w:t>The E.U.'s move seemed calculated to pressure lawmakers at the last moment into supporting Mrs. May's painstakingly negotiated plan.</w:t>
+        <w:t>To escape from the bustle of Athens, take a boat to the pine-clad isle of Angistri, less than two hours away. Here you can swim in secluded coves or hike (about an hour) to the village of Limenaria, then return to the port for lunch with a sea view on the terrace of Hotel Alkyoni, where the cook makes a memorable pastitsio. Lunch is about $15 for two. Departure information, 412-4533; $10 round trip.</w:t>
         <w:br/>
-        <w:t>Takeaway: The E.U. is wary of a so-called no-deal Brexit, because that could shake members' economies as well as Britain's. But they also don't want the process to drag out so long that Britain remains in the E.U. Parliament, which has elections coming up.</w:t>
+        <w:t xml:space="preserve"> </w:t>
         <w:br/>
-        <w:t xml:space="preserve">Looking ahead: If Mrs. May's Brexit plan is not approved on a third try, there would be two options: a no-deal Brexit that could endanger the country, or a longer delay that could lead to Brexit never happening at all. </w:t>
+        <w:t>Where to Stay</w:t>
         <w:br/>
-        <w:t>Captain of doomed Ethiopian flight was not trained on Max 8</w:t>
+        <w:t xml:space="preserve"> Greek hotels are divided into categories by the Government, from deluxe down to E class. Visitors should reserve several weeks in advance for the summer months. Unless noted otherwise, rates include breakfast.</w:t>
         <w:br/>
-        <w:t>Ethiopian Airlines was ahead of the curve. It was one of the first carriers worldwide to install a simulator to teach pilots to fly the new Boeing 737 Max 8. The simulator was up and running in January.</w:t>
+        <w:t>For those who want to stay in Plaka, the A-class 106-room Elektra Palace, 18 Nikodimu, 324-1401, fax 324-1875, has comfortable rooms with color TV, air conditioning and a minibar. Its rooftop pool is a favorite with guests. Doubles are $111.</w:t>
         <w:br/>
-        <w:t xml:space="preserve">But the captain of the Max 8 that crashed this month in Ethiopia shortly after takeoff, killing all 157 people on board, never trained on the simulator, according to people close to the airline's operations. Another Max 8 crashed five months ago in Indonesia in a similar way. </w:t>
+        <w:t>In the same category, the 195-room Novotel Mirayia, 4-6 Mikhail Voda, 862-7053, fax 883-7816, in a working-class neighborhood near the National Museum, offers the amenities of a deluxe hotel at lower prices: soundproof rooms with sofa and color TV; air conditioning; roof garden with pool; secretarial services. Doubles are $93, without breakfast.</w:t>
         <w:br/>
-        <w:t xml:space="preserve">Background: Even after the crash in Indonesia, Boeing had said that pilots experienced with older models of the 737 did not need additional simulator training, and the U.S. Federal Aviation Administration agreed. That thinking is set to come under official scrutiny. Also, many pilots were not originally informed of the existence of an automated system suspected of playing a role in both crashes. </w:t>
+        <w:t>Budget: It's one of the vagaries of the Greek hotel system that the cozy, quiet 25-room Acropolis View, 10 Webster, 921-7303, fax 923-0705, has a C rating. Five minutes from the Acropolis, it has fairly standard furnishings and rooms, but all have air conditioning; many have a view of the Parthenon. Doubles, $61.</w:t>
         <w:br/>
-        <w:t xml:space="preserve">Top F.A.A. officials were not aware of the software system and special attention was not paid to it, according to people with knowledge of the safety certification process for the Max 8. The plane is now grounded worldwide as Boeing races to come up with a fix to the system, which can push the plane's nose down if it approaches a stall. </w:t>
+        <w:t>For those who don't insist on air conditioning, the 21-room Art Gallery pension, 5 Erecthiou, 923-8376, fax 923-3025, is an inexpensive alternative 10 minutes from the Acropolis.  Rooms have ceiling fans, handmade lace curtains and original paintings; a few do not have a private bath.Doubles with bath are $33 (no breakfast).</w:t>
         <w:br/>
-        <w:t>Confusion, then prayer, in Lion Air cockpit</w:t>
+        <w:t>Luxury: For convenience and comfort, the 570-room Athens Hilton, 46 Vassilisis Sofias, 725-0201, fax 725-3110, is a good choice. A 15-minute walk from Syntagma Square and around the corner from fashionable Kolonaki, the hotel has rooms with soundproof windows, black marble baths, a couch and color TV with video system. For a view of the Acropolis, ask for a higher floor. Doubles are $258 to $374, without breakfast.</w:t>
         <w:br/>
-        <w:t>As the nose of the doomed Lion Air Flight 610 repeatedly bucked downward, one of the pilots flipped through a technical manual to try to figure out what was happening. Then his co-pilot began to pray.</w:t>
+        <w:t xml:space="preserve"> </w:t>
         <w:br/>
-        <w:t>Newly reviewed audio from the cockpit recorder on the 737 Max 8 flight in October paints a chilling scene, as the crash comes under intensified scrutiny following the one in Ethiopia this month. Both jets crashed minutes after takeoff and swung up and down before taking fatal nose-dives.</w:t>
+        <w:t>Where to Eat</w:t>
         <w:br/>
-        <w:t>How we know: Nurcahyo Utomo, the head of the air accident subcommittee of the Indonesian National Transportation Safety Committee, listened to and described the contents of the cockpit voice recorder that was retrieved from the ocean floor in January.</w:t>
+        <w:t xml:space="preserve"> The understated decor and artfully arranged food of Melrose, at 16 Zosimadon, 625-1627, make this an anomaly in the student neighborhood of Exarchia, still the stronghold of anarchists. The "Pacific" cuisine ranges from ceviche to Molokai venison with raspberry sauce and litchis. To start your evening with a bang, try tsipoura, a Greek-Turkish liquor. Dinner for two with wine, $85.</w:t>
         <w:br/>
-        <w:t>More on Boeing: The U.S. Defense Department's inspector general is investigating complaints that the acting defense secretary, Patrick M. Shanahan, promoted his former employer, Boeing, while disparaging its military contractor competitors.</w:t>
+        <w:t>After a show at the Herod Atticus, the garden at Symposio, at 46 Erecthiou, 922-5321, is ideal on a summer evening. The chef changes the menu weekly -- pasta with smoked metsovone cheese, crepes with caviar and fresh grilled salmon. Dinner for two with wine, $65. Closed Sunday.</w:t>
         <w:br/>
-        <w:t>Here's what else is happening</w:t>
+        <w:t>Greek mezedopolia specialize in appetizers, or mezes. A citywide favorite is Kafenio in Kolonaki, at 26 Loukianou, 722-9065, with its intimate atmosphere -- warm wood, linen tablecloths, brass -- and a menu of more than 30 starters, such as saganaki (fried graviera cheese), marinated octopus, meatballs made from Turkish sausage and an irresistible onion pie. Dinner for two with wine is about $35. Closed Sunday.</w:t>
         <w:br/>
-        <w:t>New Zealand: Prime Minister Jacinda Ardern announced a national ban on military-style semiautomatic weapons, as            burials began for the 50 people killed last week at two mosques in Christchurch. Ms. Ardern said that "every semiautomatic weapon used in the terror attack on Friday will be banned in this country." The largest opposition party supports the measures.</w:t>
+        <w:t>Some of the best Greek cuisine is found in neighborhoods outside the city center. Near the Olympic Stadium is O Karavitis, at 4 Pausaniou, 721-5155, where one can sit in the owner's garden. Besides traditional appetizers like yogurt-cucumber dip, bekri meze (lamb in a spicy red sauce) and fried zucchini, it serves tender grilled meats and a strong barrel retsina. Dinner for two with wine is $25.</w:t>
         <w:br/>
-        <w:t xml:space="preserve">War crimes: A U.N. court raised the sentence of Radovan Karadzic, the former Bosnian Serb leader, from 40 years to life in prison for his role in the Bosnian war, reaffirming his conviction on charges of genocide, war crimes and crimes against humanity. </w:t>
+        <w:t>Another excellent taverna, despite its unpretentious exterior, is Leuka in Exarchia, at 121 Mavromichali, 361-4038. Although grilled meats like lamb chops and souvlaki are available, it's best to sample the large variety of appetizers: fava, a garbanzo bean dip, sweet mountain greens, garlicky lamb livers, dolmades (rice wrapped in grape leaves). Dinner for two with wine: $18.</w:t>
         <w:br/>
-        <w:t xml:space="preserve">Google: European authorities fined the company about $1.7 billion for violating antitrust rules in the online advertising market. </w:t>
+        <w:t xml:space="preserve"> </w:t>
         <w:br/>
-        <w:t xml:space="preserve">Hungary: The E.U.'s most powerful political coalition, the generally center-right European People's Party, suspended Fidesz, the party of Prime Minister Viktor Orban. </w:t>
+        <w:t>Night Life</w:t>
         <w:br/>
-        <w:t xml:space="preserve">Italy: A school bus driver took 51 seventh-graders hostage in northern Italy, pouring gasoline on the bus floor and setting it afire. Everyone was rescued. According to the military police, the driver, an Italian of Senegalese origin, said he wanted to "vindicate" migrants who have died trying to cross the Mediterranean. </w:t>
+        <w:t xml:space="preserve"> In summer many downtown bars move outdoors or to the beach or simply shut down because of the absence of air conditioning. A good staple for live music is Memphis, at 5 Ventiri, 722-4104, near the Hilton, with blues, jazz and rock on weekdays.  Drinks are $6.50.</w:t>
         <w:br/>
-        <w:t>Greece: An investor boom fueled by incentives for foreigners to buy property is lifting Greece's housing market, but at a cost: Rising rents are forcing struggling families out of working-class neighborhoods as wrecking companies move in.</w:t>
+        <w:t>Revelers of all ages will feel comfortable at sophisticated Iridanos, 7 Iridanou, 722-4154, with its honeysuckle-scented courtyard and murals. Drinks, $5.50; closed Monday.</w:t>
         <w:br/>
-        <w:t xml:space="preserve">Britain: During World War II, an elite unit of England's civilian defense efforts called the Women's Timber Corps, playfully known as "lumberjills," became a powerful force, as vividly seen in the Times archive. </w:t>
+        <w:t>For more traditional entertainment, visit Stamatopoulou Palia Plakiotiki Taverna, 26 Lyceou, 322-8722, which features a nonamplified band -- bouzouki, three guitars and accordion. Dinner for two runs between $18 and $28, with wine.</w:t>
         <w:br/>
-        <w:t xml:space="preserve">Russia: The state statistics service has stopped its monthly reports on the population's real income, or income adjusted for inflation, after years of declining numbers suggested a fall in Russians' standard of living. </w:t>
+        <w:t>Around the corner, Sissifos, at 31 Mnisikleous, 324-6043, is open from May through October so locals can sit in the courtyard and enjoy the Greek dance troupe that incites enthusiastic plate-smashing by the audience. Dinner for two is between $16 and $30 with wine.</w:t>
         <w:br/>
-        <w:t>Federal Reserve: The U.S. central bank left interest rates unchanged and showed little appetite for raising them in the near future amid increasing concern about a slowing economy.</w:t>
         <w:br/>
-        <w:t>Postpartum depression: U.S. drug regulators approved a new medication that effectively tackles depression during or after pregnancy.  It costs tens of thousands of dollars and will probably pave the way for other treatments.</w:t>
+        <w:t>Graphic</w:t>
         <w:br/>
-        <w:t xml:space="preserve">Germany: A painting looted by the Nazis was finally returned by a German cathedral to the heirs of its Jewish owners. </w:t>
         <w:br/>
-        <w:t>Afghanistan: After the Islamic State bombed a wrestling club's gym in Kabul, killing more than two dozen athletes and wounding more than 90, wrestlers from around the world sent aid. The rebuilt gym is bigger, better and busier than ever.</w:t>
+        <w:t xml:space="preserve"> </w:t>
         <w:br/>
-        <w:t xml:space="preserve">Smarter Living </w:t>
+        <w:t>Photos: The Temple of Olympian Zeus. Dining at Stamatopoulou Palia Plakiotiki Taverna. (Photographs by Margot Granitsas for The New York Times)</w:t>
         <w:br/>
-        <w:t>Tips for a more fulfilling life.</w:t>
+        <w:t xml:space="preserve"> </w:t>
         <w:br/>
-        <w:t>Recipe of the day: If you make herbed rice with tahdig, expect the crisp crust to go quickly — it's the best part.</w:t>
+        <w:t>Chart: "Vital Statistics" lists travel information and statistics on Athens. (Sources: Runzheimer International, Greek National Tourist Organization, The Times Books World Weather Guide)</w:t>
         <w:br/>
-        <w:t>So you didn't land that job. Turn the rejection into an advantage.</w:t>
+        <w:t xml:space="preserve"> </w:t>
         <w:br/>
-        <w:t>Buying wine for your wedding day doesn't mean breaking the bank.</w:t>
-        <w:br/>
-        <w:t xml:space="preserve">Back Story </w:t>
-        <w:br/>
-        <w:t>After Ethiopian AirlinesFlight 302 crashed this month — the second fatal accident for a           Boeing 737 Max in less than six months — pretty much all planes of that type were grounded.</w:t>
-        <w:br/>
-        <w:t>But planes are designed to be in the air. Putting them out of service takes more than just finding somewhere to park and turning off the engines.</w:t>
-        <w:br/>
-        <w:t>"Basically you're going to pickle it," said Vandi Cooyar, the president ofLogistic Air, an aircraft leasing company. A grounded plane needs to have its systems powered up and its engines turned on regularly. Grounded fleets need to be protected from the elements.</w:t>
-        <w:br/>
-        <w:t>Such safeguards, Mr. Cooyar said, make it easier to bring planes back into service when allowed — though that, too, takes some finessing.</w:t>
-        <w:br/>
-        <w:t>Zach Wichter, who has been helping cover the Ethiopian Airlines crash, wrote today's Back Story.</w:t>
-        <w:br/>
-        <w:t>Your Morning Briefing is published weekday mornings.</w:t>
-        <w:br/>
-        <w:t>Check out this page to find a Morning Briefing for your region. (In addition to our European edition, we have Australian, Asian and U.S. editions.)</w:t>
-        <w:br/>
-        <w:t>Sign up here to receive an Evening Briefing on U.S. weeknights, and            here's our full range of free newsletters.</w:t>
-        <w:br/>
-        <w:t>What would you like to see here? Contact us at europebriefing@nytimes.com.</w:t>
-        <w:br/>
-        <w:t>PHOTO:  (PHOTOGRAPH BY Pool photo by FOR THE NEW YORK TIMES)</w:t>
+        <w:t>Map of Athens.</w:t>
       </w:r>
     </w:p>
     <w:sectPr>
